--- a/storage/templates/normalized-docx/BM-058/BM-058_normalized.docx
+++ b/storage/templates/normalized-docx/BM-058/BM-058_normalized.docx
@@ -1911,7 +1911,7 @@
           <w:szCs w:val="24"/>
           <w:lang w:val="en-US" w:eastAsia="zh-CN" w:bidi="ar"/>
         </w:rPr>
-        <w:t>Thời hạn tạm hoãn xuất cảnh {{measure.exitPostponementDurationText}} kể từ {{measure.exitPostponementFromDateText}} đến {{measure.exitPostponementToDateText}}.</w:t>
+        <w:t xml:space="preserve">Thời hạn tạm giam {{measure.detentionDurationText}} kể từ {{measure.detentionFromDateText}} đến {{measure.detentionToDateText}}.</w:t>
       </w:r>
     </w:p>
     <w:p>
